--- a/Week 1_PM/Pre-Session Prep/COM7401 CAMPUS - Pre-Session Card - Week 1 PM.docx
+++ b/Week 1_PM/Pre-Session Prep/COM7401 CAMPUS - Pre-Session Card - Week 1 PM.docx
@@ -577,11 +577,6 @@
         <w:t>After the session you complete Stage 1 of the Stance Task before Zoom 1, where you finish your Stance Card. Instructions are on Moodle.</w:t>
       </w:r>
     </w:p>
-    <w:p>
-      <w:r>
-        <w:t>The image Ontology.png is decorative. It does not explain ontology, so use the cheat sheet instead.</w:t>
-      </w:r>
-    </w:p>
     <w:sectPr>
       <w:headerReference w:type="default" r:id="rId9"/>
       <w:footerReference w:type="default" r:id="rId10"/>
